--- a/downloads/handouts/Unit 06/Handout 06.05 - Compost Sort and Packaging Redesign.docx
+++ b/downloads/handouts/Unit 06/Handout 06.05 - Compost Sort and Packaging Redesign.docx
@@ -77,8 +77,11 @@
       </w:r>
     </w:p>
     <w:p>
-      <w:r>
-        <w:br w:type="page"/>
+      <w:pPr>
+        <w:pStyle w:val="BodyText"/>
+      </w:pPr>
+      <w:r>
+        <w:t xml:space="preserve">_____________________________________________________________________________</w:t>
       </w:r>
     </w:p>
     <w:p>
@@ -255,8 +258,11 @@
       </w:r>
     </w:p>
     <w:p>
-      <w:r>
-        <w:br w:type="page"/>
+      <w:pPr>
+        <w:pStyle w:val="BodyText"/>
+      </w:pPr>
+      <w:r>
+        <w:t xml:space="preserve">_____________________________________________________________________________</w:t>
       </w:r>
     </w:p>
     <w:p>
@@ -1032,13 +1038,27 @@
       <w:bookmarkEnd w:id="30"/>
     </w:p>
     <w:p>
-      <w:r>
-        <w:br w:type="page"/>
-      </w:r>
-    </w:p>
-    <w:p>
-      <w:r>
-        <w:br w:type="page"/>
+      <w:pPr>
+        <w:numPr>
+          <w:ilvl w:val="0"/>
+          <w:numId w:val="1001"/>
+        </w:numPr>
+        <w:pStyle w:val="Compact"/>
+      </w:pPr>
+      <w:r>
+        <w:t xml:space="preserve">___________________________________________________________________________</w:t>
+      </w:r>
+    </w:p>
+    <w:p>
+      <w:pPr>
+        <w:numPr>
+          <w:ilvl w:val="0"/>
+          <w:numId w:val="1001"/>
+        </w:numPr>
+        <w:pStyle w:val="Compact"/>
+      </w:pPr>
+      <w:r>
+        <w:t xml:space="preserve">___________________________________________________________________________</w:t>
       </w:r>
     </w:p>
     <w:p>
@@ -1118,8 +1138,11 @@
       </w:r>
     </w:p>
     <w:p>
-      <w:r>
-        <w:br w:type="page"/>
+      <w:pPr>
+        <w:pStyle w:val="BodyText"/>
+      </w:pPr>
+      <w:r>
+        <w:t xml:space="preserve">_____________________________________________________________________________</w:t>
       </w:r>
     </w:p>
     <w:p>
@@ -1779,13 +1802,19 @@
       </w:r>
     </w:p>
     <w:p>
-      <w:r>
-        <w:br w:type="page"/>
-      </w:r>
-    </w:p>
-    <w:p>
-      <w:r>
-        <w:br w:type="page"/>
+      <w:pPr>
+        <w:pStyle w:val="BodyText"/>
+      </w:pPr>
+      <w:r>
+        <w:t xml:space="preserve">_____________________________________________________________________________</w:t>
+      </w:r>
+    </w:p>
+    <w:p>
+      <w:pPr>
+        <w:pStyle w:val="BodyText"/>
+      </w:pPr>
+      <w:r>
+        <w:t xml:space="preserve">_____________________________________________________________________________</w:t>
       </w:r>
     </w:p>
     <w:p>
@@ -2293,23 +2322,35 @@
       </w:r>
     </w:p>
     <w:p>
-      <w:r>
-        <w:br w:type="page"/>
-      </w:r>
-    </w:p>
-    <w:p>
-      <w:r>
-        <w:br w:type="page"/>
-      </w:r>
-    </w:p>
-    <w:p>
-      <w:r>
-        <w:br w:type="page"/>
-      </w:r>
-    </w:p>
-    <w:p>
-      <w:r>
-        <w:br w:type="page"/>
+      <w:pPr>
+        <w:pStyle w:val="BodyText"/>
+      </w:pPr>
+      <w:r>
+        <w:t xml:space="preserve">_____________________________________________________________________________</w:t>
+      </w:r>
+    </w:p>
+    <w:p>
+      <w:pPr>
+        <w:pStyle w:val="BodyText"/>
+      </w:pPr>
+      <w:r>
+        <w:t xml:space="preserve">_____________________________________________________________________________</w:t>
+      </w:r>
+    </w:p>
+    <w:p>
+      <w:pPr>
+        <w:pStyle w:val="BodyText"/>
+      </w:pPr>
+      <w:r>
+        <w:t xml:space="preserve">_____________________________________________________________________________</w:t>
+      </w:r>
+    </w:p>
+    <w:p>
+      <w:pPr>
+        <w:pStyle w:val="BodyText"/>
+      </w:pPr>
+      <w:r>
+        <w:t xml:space="preserve">_____________________________________________________________________________</w:t>
       </w:r>
     </w:p>
     <w:sectPr>

--- a/downloads/handouts/Unit 06/Handout 06.05 - Compost Sort and Packaging Redesign.docx
+++ b/downloads/handouts/Unit 06/Handout 06.05 - Compost Sort and Packaging Redesign.docx
@@ -1494,105 +1494,68 @@
     </w:p>
     <w:p>
       <w:pPr>
-        <w:pStyle w:val="SourceCode"/>
-      </w:pPr>
-      <w:r>
-        <w:rPr>
-          <w:rStyle w:val="VerbatimChar"/>
-        </w:rPr>
-        <w:t xml:space="preserve">+-------------------------------------------------------------+</w:t>
-      </w:r>
-      <w:r>
-        <w:br/>
-      </w:r>
-      <w:r>
-        <w:rPr>
-          <w:rStyle w:val="VerbatimChar"/>
-        </w:rPr>
-        <w:t xml:space="preserve">|                                                             |</w:t>
-      </w:r>
-      <w:r>
-        <w:br/>
-      </w:r>
-      <w:r>
-        <w:rPr>
-          <w:rStyle w:val="VerbatimChar"/>
-        </w:rPr>
-        <w:t xml:space="preserve">|                                                             |</w:t>
-      </w:r>
-      <w:r>
-        <w:br/>
-      </w:r>
-      <w:r>
-        <w:rPr>
-          <w:rStyle w:val="VerbatimChar"/>
-        </w:rPr>
-        <w:t xml:space="preserve">|                                                             |</w:t>
-      </w:r>
-      <w:r>
-        <w:br/>
-      </w:r>
-      <w:r>
-        <w:rPr>
-          <w:rStyle w:val="VerbatimChar"/>
-        </w:rPr>
-        <w:t xml:space="preserve">|                                                             |</w:t>
-      </w:r>
-      <w:r>
-        <w:br/>
-      </w:r>
-      <w:r>
-        <w:rPr>
-          <w:rStyle w:val="VerbatimChar"/>
-        </w:rPr>
-        <w:t xml:space="preserve">|                                                             |</w:t>
-      </w:r>
-      <w:r>
-        <w:br/>
-      </w:r>
-      <w:r>
-        <w:rPr>
-          <w:rStyle w:val="VerbatimChar"/>
-        </w:rPr>
-        <w:t xml:space="preserve">|                                                             |</w:t>
-      </w:r>
-      <w:r>
-        <w:br/>
-      </w:r>
-      <w:r>
-        <w:rPr>
-          <w:rStyle w:val="VerbatimChar"/>
-        </w:rPr>
-        <w:t xml:space="preserve">|                                                             |</w:t>
-      </w:r>
-      <w:r>
-        <w:br/>
-      </w:r>
-      <w:r>
-        <w:rPr>
-          <w:rStyle w:val="VerbatimChar"/>
-        </w:rPr>
-        <w:t xml:space="preserve">|                                                             |</w:t>
-      </w:r>
-      <w:r>
-        <w:br/>
-      </w:r>
-      <w:r>
-        <w:rPr>
-          <w:rStyle w:val="VerbatimChar"/>
-        </w:rPr>
-        <w:t xml:space="preserve">+-------------------------------------------------------------+</w:t>
+        <w:pStyle w:val="CaptionedFigure"/>
+      </w:pPr>
+      <w:r>
+        <w:drawing>
+          <wp:inline>
+            <wp:extent cx="5486400" cy="2560320"/>
+            <wp:effectExtent b="0" l="0" r="0" t="0"/>
+            <wp:docPr descr="Draw your model here and label every part" title="" id="1" name="Picture"/>
+            <a:graphic>
+              <a:graphicData uri="http://schemas.openxmlformats.org/drawingml/2006/picture">
+                <pic:pic>
+                  <pic:nvPicPr>
+                    <pic:cNvPr descr="images/blank-box.png" id="0" name="Picture"/>
+                    <pic:cNvPicPr>
+                      <a:picLocks noChangeArrowheads="1" noChangeAspect="1"/>
+                    </pic:cNvPicPr>
+                  </pic:nvPicPr>
+                  <pic:blipFill>
+                    <a:blip r:embed="rId37"/>
+                    <a:stretch>
+                      <a:fillRect/>
+                    </a:stretch>
+                  </pic:blipFill>
+                  <pic:spPr bwMode="auto">
+                    <a:xfrm>
+                      <a:off x="0" y="0"/>
+                      <a:ext cx="5486400" cy="2560320"/>
+                    </a:xfrm>
+                    <a:prstGeom prst="rect">
+                      <a:avLst/>
+                    </a:prstGeom>
+                    <a:noFill/>
+                    <a:ln w="9525">
+                      <a:noFill/>
+                      <a:headEnd/>
+                      <a:tailEnd/>
+                    </a:ln>
+                  </pic:spPr>
+                </pic:pic>
+              </a:graphicData>
+            </a:graphic>
+          </wp:inline>
+        </w:drawing>
+      </w:r>
+    </w:p>
+    <w:p>
+      <w:pPr>
+        <w:pStyle w:val="ImageCaption"/>
+      </w:pPr>
+      <w:r>
+        <w:t xml:space="preserve">Draw your model here and label every part</w:t>
       </w:r>
     </w:p>
     <w:p>
       <w:pPr>
         <w:pStyle w:val="Heading2"/>
       </w:pPr>
-      <w:bookmarkStart w:id="37" w:name="step-5.-test-it"/>
+      <w:bookmarkStart w:id="38" w:name="step-5.-test-it"/>
       <w:r>
         <w:t xml:space="preserve">Step 5. Test it</w:t>
       </w:r>
-      <w:bookmarkEnd w:id="37"/>
+      <w:bookmarkEnd w:id="38"/>
     </w:p>
     <w:p>
       <w:pPr>
@@ -1622,11 +1585,11 @@
       <w:pPr>
         <w:pStyle w:val="Heading2"/>
       </w:pPr>
-      <w:bookmarkStart w:id="38" w:name="step-6.-justify"/>
+      <w:bookmarkStart w:id="39" w:name="step-6.-justify"/>
       <w:r>
         <w:t xml:space="preserve">Step 6. Justify</w:t>
       </w:r>
-      <w:bookmarkEnd w:id="38"/>
+      <w:bookmarkEnd w:id="39"/>
     </w:p>
     <w:tbl>
       <w:tblPr>
@@ -1843,11 +1806,11 @@
       <w:pPr>
         <w:pStyle w:val="Heading1"/>
       </w:pPr>
-      <w:bookmarkStart w:id="39" w:name="page-5-compost-sort-cards"/>
+      <w:bookmarkStart w:id="40" w:name="page-5-compost-sort-cards"/>
       <w:r>
         <w:t xml:space="preserve">Page 5: Compost sort cards</w:t>
       </w:r>
-      <w:bookmarkEnd w:id="39"/>
+      <w:bookmarkEnd w:id="40"/>
     </w:p>
     <w:p>
       <w:pPr>
@@ -2117,21 +2080,21 @@
       <w:pPr>
         <w:pStyle w:val="Heading1"/>
       </w:pPr>
-      <w:bookmarkStart w:id="40" w:name="Xc83f3b3e362ca6d75794ecb177c8cf5ca736388"/>
+      <w:bookmarkStart w:id="41" w:name="Xc83f3b3e362ca6d75794ecb177c8cf5ca736388"/>
       <w:r>
         <w:t xml:space="preserve">Grade 8 stretch: the cost line and the hard question</w:t>
       </w:r>
-      <w:bookmarkEnd w:id="40"/>
+      <w:bookmarkEnd w:id="41"/>
     </w:p>
     <w:p>
       <w:pPr>
         <w:pStyle w:val="Heading3"/>
       </w:pPr>
-      <w:bookmarkStart w:id="41" w:name="cost-line"/>
+      <w:bookmarkStart w:id="42" w:name="cost-line"/>
       <w:r>
         <w:t xml:space="preserve">Cost line</w:t>
       </w:r>
-      <w:bookmarkEnd w:id="41"/>
+      <w:bookmarkEnd w:id="42"/>
     </w:p>
     <w:tbl>
       <w:tblPr>
@@ -2292,11 +2255,11 @@
       <w:pPr>
         <w:pStyle w:val="Heading3"/>
       </w:pPr>
-      <w:bookmarkStart w:id="42" w:name="the-hard-question"/>
+      <w:bookmarkStart w:id="43" w:name="the-hard-question"/>
       <w:r>
         <w:t xml:space="preserve">The hard question</w:t>
       </w:r>
-      <w:bookmarkEnd w:id="42"/>
+      <w:bookmarkEnd w:id="43"/>
     </w:p>
     <w:p>
       <w:pPr>

--- a/downloads/handouts/Unit 06/Handout 06.05 - Compost Sort and Packaging Redesign.docx
+++ b/downloads/handouts/Unit 06/Handout 06.05 - Compost Sort and Packaging Redesign.docx
@@ -81,7 +81,7 @@
         <w:pStyle w:val="BodyText"/>
       </w:pPr>
       <w:r>
-        <w:t xml:space="preserve">_____________________________________________________________________________</w:t>
+        <w:t xml:space="preserve">Line 2: _____________________________________________________________________________</w:t>
       </w:r>
     </w:p>
     <w:p>
@@ -93,6 +93,757 @@
         <w:t xml:space="preserve">Three farm methods</w:t>
       </w:r>
       <w:bookmarkEnd w:id="23"/>
+    </w:p>
+    <w:tbl>
+      <w:tblPr>
+        <w:tblStyle w:val="Table"/>
+        <w:tblW w:type="pct" w:w="5000.0"/>
+        <w:tblLook w:firstRow="1"/>
+      </w:tblPr>
+      <w:tblGrid>
+        <w:gridCol w:w="2640"/>
+        <w:gridCol w:w="2640"/>
+        <w:gridCol w:w="2640"/>
+      </w:tblGrid>
+      <w:tr>
+        <w:trPr>
+          <w:cnfStyle w:firstRow="1"/>
+        </w:trPr>
+        <w:tc>
+          <w:tcPr>
+            <w:tcBorders>
+              <w:bottom w:val="single"/>
+            </w:tcBorders>
+            <w:vAlign w:val="bottom"/>
+          </w:tcPr>
+          <w:p>
+            <w:pPr>
+              <w:pStyle w:val="Compact"/>
+              <w:jc w:val="left"/>
+            </w:pPr>
+            <w:r>
+              <w:t xml:space="preserve">Method</w:t>
+            </w:r>
+          </w:p>
+        </w:tc>
+        <w:tc>
+          <w:tcPr>
+            <w:tcBorders>
+              <w:bottom w:val="single"/>
+            </w:tcBorders>
+            <w:vAlign w:val="bottom"/>
+          </w:tcPr>
+          <w:p>
+            <w:pPr>
+              <w:pStyle w:val="Compact"/>
+              <w:jc w:val="left"/>
+            </w:pPr>
+            <w:r>
+              <w:t xml:space="preserve">What the farmer actually does</w:t>
+            </w:r>
+          </w:p>
+        </w:tc>
+        <w:tc>
+          <w:tcPr>
+            <w:tcBorders>
+              <w:bottom w:val="single"/>
+            </w:tcBorders>
+            <w:vAlign w:val="bottom"/>
+          </w:tcPr>
+          <w:p>
+            <w:pPr>
+              <w:pStyle w:val="Compact"/>
+              <w:jc w:val="left"/>
+            </w:pPr>
+            <w:r>
+              <w:t xml:space="preserve">What it protects</w:t>
+            </w:r>
+          </w:p>
+        </w:tc>
+      </w:tr>
+      <w:tr>
+        <w:tc>
+          <w:p>
+            <w:pPr>
+              <w:pStyle w:val="Compact"/>
+              <w:jc w:val="left"/>
+            </w:pPr>
+            <w:r>
+              <w:t xml:space="preserve">Crop rotation</w:t>
+            </w:r>
+          </w:p>
+        </w:tc>
+        <w:tc>
+          <w:p/>
+        </w:tc>
+        <w:tc>
+          <w:p/>
+        </w:tc>
+      </w:tr>
+      <w:tr>
+        <w:tc>
+          <w:p>
+            <w:pPr>
+              <w:pStyle w:val="Compact"/>
+              <w:jc w:val="left"/>
+            </w:pPr>
+            <w:r>
+              <w:t xml:space="preserve">Drip irrigation</w:t>
+            </w:r>
+          </w:p>
+        </w:tc>
+        <w:tc>
+          <w:p/>
+        </w:tc>
+        <w:tc>
+          <w:p/>
+        </w:tc>
+      </w:tr>
+      <w:tr>
+        <w:tc>
+          <w:p>
+            <w:pPr>
+              <w:pStyle w:val="Compact"/>
+              <w:jc w:val="left"/>
+            </w:pPr>
+            <w:r>
+              <w:t xml:space="preserve">Integrated pest management (watching for pests and using the smallest fix that works)</w:t>
+            </w:r>
+          </w:p>
+        </w:tc>
+        <w:tc>
+          <w:p/>
+        </w:tc>
+        <w:tc>
+          <w:p/>
+        </w:tc>
+      </w:tr>
+    </w:tbl>
+    <w:p>
+      <w:pPr>
+        <w:pStyle w:val="BodyText"/>
+      </w:pPr>
+      <w:r>
+        <w:t xml:space="preserve">Which one surprised you? ______________________ Why?</w:t>
+      </w:r>
+    </w:p>
+    <w:p>
+      <w:pPr>
+        <w:pStyle w:val="BodyText"/>
+      </w:pPr>
+      <w:r>
+        <w:t xml:space="preserve">Answer: _____________________________________________________________________________</w:t>
+      </w:r>
+    </w:p>
+    <w:p>
+      <w:pPr>
+        <w:pStyle w:val="Heading2"/>
+      </w:pPr>
+      <w:bookmarkStart w:id="24" w:name="part-2.-plant-it-and-keep-it-alive"/>
+      <w:r>
+        <w:t xml:space="preserve">Part 2. Plant it and keep it alive</w:t>
+      </w:r>
+      <w:bookmarkEnd w:id="24"/>
+    </w:p>
+    <w:p>
+      <w:pPr>
+        <w:pStyle w:val="FirstParagraph"/>
+      </w:pPr>
+      <w:r>
+        <w:t xml:space="preserve">My plant: ______________________ Planted on: ______________</w:t>
+      </w:r>
+    </w:p>
+    <w:p>
+      <w:pPr>
+        <w:pStyle w:val="Heading3"/>
+      </w:pPr>
+      <w:bookmarkStart w:id="25" w:name="my-care-plan"/>
+      <w:r>
+        <w:t xml:space="preserve">My care plan</w:t>
+      </w:r>
+      <w:bookmarkEnd w:id="25"/>
+    </w:p>
+    <w:tbl>
+      <w:tblPr>
+        <w:tblStyle w:val="Table"/>
+        <w:tblW w:type="pct" w:w="5000"/>
+        <w:tblLook w:firstRow="1"/>
+      </w:tblPr>
+      <w:tblGrid>
+        <w:gridCol w:w="4680"/>
+        <w:gridCol w:w="4680"/>
+      </w:tblGrid>
+      <w:tr>
+        <w:trPr>
+          <w:cnfStyle w:firstRow="1"/>
+        </w:trPr>
+        <w:tc>
+          <w:tcPr>
+            <w:tcW w:type="dxa" w:w="4680"/>
+            <w:tcBorders>
+              <w:bottom w:val="single"/>
+            </w:tcBorders>
+            <w:vAlign w:val="bottom"/>
+          </w:tcPr>
+          <w:p>
+            <w:pPr>
+              <w:pStyle w:val="Compact"/>
+              <w:jc w:val="left"/>
+            </w:pPr>
+            <w:r>
+              <w:t xml:space="preserve">Question</w:t>
+            </w:r>
+          </w:p>
+        </w:tc>
+        <w:tc>
+          <w:tcPr>
+            <w:tcW w:type="dxa" w:w="4680"/>
+            <w:tcBorders>
+              <w:bottom w:val="single"/>
+            </w:tcBorders>
+            <w:vAlign w:val="bottom"/>
+          </w:tcPr>
+          <w:p>
+            <w:pPr>
+              <w:pStyle w:val="Compact"/>
+              <w:jc w:val="left"/>
+            </w:pPr>
+            <w:r>
+              <w:t xml:space="preserve">My answer</w:t>
+            </w:r>
+          </w:p>
+        </w:tc>
+      </w:tr>
+      <w:tr>
+        <w:tc>
+          <w:tcPr>
+            <w:tcW w:type="dxa" w:w="4680"/>
+          </w:tcPr>
+          <w:p>
+            <w:pPr>
+              <w:pStyle w:val="Compact"/>
+              <w:jc w:val="left"/>
+            </w:pPr>
+            <w:r>
+              <w:t xml:space="preserve">How much water each time?</w:t>
+            </w:r>
+          </w:p>
+        </w:tc>
+        <w:tc>
+          <w:tcPr>
+            <w:tcW w:type="dxa" w:w="4680"/>
+          </w:tcPr>
+          <w:p/>
+        </w:tc>
+      </w:tr>
+      <w:tr>
+        <w:tc>
+          <w:tcPr>
+            <w:tcW w:type="dxa" w:w="4680"/>
+          </w:tcPr>
+          <w:p>
+            <w:pPr>
+              <w:pStyle w:val="Compact"/>
+              <w:jc w:val="left"/>
+            </w:pPr>
+            <w:r>
+              <w:t xml:space="preserve">How often?</w:t>
+            </w:r>
+          </w:p>
+        </w:tc>
+        <w:tc>
+          <w:tcPr>
+            <w:tcW w:type="dxa" w:w="4680"/>
+          </w:tcPr>
+          <w:p/>
+        </w:tc>
+      </w:tr>
+      <w:tr>
+        <w:tc>
+          <w:tcPr>
+            <w:tcW w:type="dxa" w:w="4680"/>
+          </w:tcPr>
+          <w:p>
+            <w:pPr>
+              <w:pStyle w:val="Compact"/>
+              <w:jc w:val="left"/>
+            </w:pPr>
+            <w:r>
+              <w:t xml:space="preserve">How much light does it need, and where in this room gets it?</w:t>
+            </w:r>
+          </w:p>
+        </w:tc>
+        <w:tc>
+          <w:tcPr>
+            <w:tcW w:type="dxa" w:w="4680"/>
+          </w:tcPr>
+          <w:p/>
+        </w:tc>
+      </w:tr>
+      <w:tr>
+        <w:tc>
+          <w:tcPr>
+            <w:tcW w:type="dxa" w:w="4680"/>
+          </w:tcPr>
+          <w:p>
+            <w:pPr>
+              <w:pStyle w:val="Compact"/>
+              <w:jc w:val="left"/>
+            </w:pPr>
+            <w:r>
+              <w:t xml:space="preserve">Who waters it if I am absent?</w:t>
+            </w:r>
+          </w:p>
+        </w:tc>
+        <w:tc>
+          <w:tcPr>
+            <w:tcW w:type="dxa" w:w="4680"/>
+          </w:tcPr>
+          <w:p/>
+        </w:tc>
+      </w:tr>
+    </w:tbl>
+    <w:p>
+      <w:pPr>
+        <w:pStyle w:val="BodyText"/>
+      </w:pPr>
+      <w:r>
+        <w:rPr>
+          <w:b/>
+        </w:rPr>
+        <w:t xml:space="preserve">Watering chart, four students per week.</w:t>
+      </w:r>
+      <w:r>
+        <w:t xml:space="preserve"> </w:t>
+      </w:r>
+      <w:r>
+        <w:t xml:space="preserve">Write your name in the week you signed up for.</w:t>
+      </w:r>
+    </w:p>
+    <w:tbl>
+      <w:tblPr>
+        <w:tblStyle w:val="Table"/>
+        <w:tblW w:type="pct" w:w="5000"/>
+        <w:tblLook w:firstRow="1"/>
+      </w:tblPr>
+      <w:tblGrid>
+        <w:gridCol w:w="4680"/>
+        <w:gridCol w:w="4680"/>
+      </w:tblGrid>
+      <w:tr>
+        <w:trPr>
+          <w:cnfStyle w:firstRow="1"/>
+        </w:trPr>
+        <w:tc>
+          <w:tcPr>
+            <w:tcW w:type="dxa" w:w="4680"/>
+            <w:tcBorders>
+              <w:bottom w:val="single"/>
+            </w:tcBorders>
+            <w:vAlign w:val="bottom"/>
+          </w:tcPr>
+          <w:p>
+            <w:pPr>
+              <w:pStyle w:val="Compact"/>
+              <w:jc w:val="left"/>
+            </w:pPr>
+            <w:r>
+              <w:t xml:space="preserve">Week</w:t>
+            </w:r>
+          </w:p>
+        </w:tc>
+        <w:tc>
+          <w:tcPr>
+            <w:tcW w:type="dxa" w:w="4680"/>
+            <w:tcBorders>
+              <w:bottom w:val="single"/>
+            </w:tcBorders>
+            <w:vAlign w:val="bottom"/>
+          </w:tcPr>
+          <w:p>
+            <w:pPr>
+              <w:pStyle w:val="Compact"/>
+              <w:jc w:val="left"/>
+            </w:pPr>
+            <w:r>
+              <w:t xml:space="preserve">Names</w:t>
+            </w:r>
+          </w:p>
+        </w:tc>
+      </w:tr>
+      <w:tr>
+        <w:tc>
+          <w:tcPr>
+            <w:tcW w:type="dxa" w:w="4680"/>
+          </w:tcPr>
+          <w:p>
+            <w:pPr>
+              <w:pStyle w:val="Compact"/>
+              <w:jc w:val="left"/>
+            </w:pPr>
+            <w:r>
+              <w:t xml:space="preserve">Week 1</w:t>
+            </w:r>
+          </w:p>
+        </w:tc>
+        <w:tc>
+          <w:tcPr>
+            <w:tcW w:type="dxa" w:w="4680"/>
+          </w:tcPr>
+          <w:p/>
+        </w:tc>
+      </w:tr>
+      <w:tr>
+        <w:tc>
+          <w:tcPr>
+            <w:tcW w:type="dxa" w:w="4680"/>
+          </w:tcPr>
+          <w:p>
+            <w:pPr>
+              <w:pStyle w:val="Compact"/>
+              <w:jc w:val="left"/>
+            </w:pPr>
+            <w:r>
+              <w:t xml:space="preserve">Week 2</w:t>
+            </w:r>
+          </w:p>
+        </w:tc>
+        <w:tc>
+          <w:tcPr>
+            <w:tcW w:type="dxa" w:w="4680"/>
+          </w:tcPr>
+          <w:p/>
+        </w:tc>
+      </w:tr>
+      <w:tr>
+        <w:tc>
+          <w:tcPr>
+            <w:tcW w:type="dxa" w:w="4680"/>
+          </w:tcPr>
+          <w:p>
+            <w:pPr>
+              <w:pStyle w:val="Compact"/>
+              <w:jc w:val="left"/>
+            </w:pPr>
+            <w:r>
+              <w:t xml:space="preserve">Week 3</w:t>
+            </w:r>
+          </w:p>
+        </w:tc>
+        <w:tc>
+          <w:tcPr>
+            <w:tcW w:type="dxa" w:w="4680"/>
+          </w:tcPr>
+          <w:p/>
+        </w:tc>
+      </w:tr>
+      <w:tr>
+        <w:tc>
+          <w:tcPr>
+            <w:tcW w:type="dxa" w:w="4680"/>
+          </w:tcPr>
+          <w:p>
+            <w:pPr>
+              <w:pStyle w:val="Compact"/>
+              <w:jc w:val="left"/>
+            </w:pPr>
+            <w:r>
+              <w:t xml:space="preserve">Week 4</w:t>
+            </w:r>
+          </w:p>
+        </w:tc>
+        <w:tc>
+          <w:tcPr>
+            <w:tcW w:type="dxa" w:w="4680"/>
+          </w:tcPr>
+          <w:p/>
+        </w:tc>
+      </w:tr>
+      <w:tr>
+        <w:tc>
+          <w:tcPr>
+            <w:tcW w:type="dxa" w:w="4680"/>
+          </w:tcPr>
+          <w:p>
+            <w:pPr>
+              <w:pStyle w:val="Compact"/>
+              <w:jc w:val="left"/>
+            </w:pPr>
+            <w:r>
+              <w:t xml:space="preserve">Week 5</w:t>
+            </w:r>
+          </w:p>
+        </w:tc>
+        <w:tc>
+          <w:tcPr>
+            <w:tcW w:type="dxa" w:w="4680"/>
+          </w:tcPr>
+          <w:p/>
+        </w:tc>
+      </w:tr>
+      <w:tr>
+        <w:tc>
+          <w:tcPr>
+            <w:tcW w:type="dxa" w:w="4680"/>
+          </w:tcPr>
+          <w:p>
+            <w:pPr>
+              <w:pStyle w:val="Compact"/>
+              <w:jc w:val="left"/>
+            </w:pPr>
+            <w:r>
+              <w:t xml:space="preserve">Week 6</w:t>
+            </w:r>
+          </w:p>
+        </w:tc>
+        <w:tc>
+          <w:tcPr>
+            <w:tcW w:type="dxa" w:w="4680"/>
+          </w:tcPr>
+          <w:p/>
+        </w:tc>
+      </w:tr>
+    </w:tbl>
+    <w:p>
+      <w:pPr>
+        <w:pStyle w:val="Heading2"/>
+      </w:pPr>
+      <w:bookmarkStart w:id="26" w:name="part-3.-compost-sort"/>
+      <w:r>
+        <w:t xml:space="preserve">Part 3. Compost sort</w:t>
+      </w:r>
+      <w:bookmarkEnd w:id="26"/>
+    </w:p>
+    <w:p>
+      <w:pPr>
+        <w:pStyle w:val="FirstParagraph"/>
+      </w:pPr>
+      <w:r>
+        <w:t xml:space="preserve">Sort the ten cards. Write each card in the right column. In the DOES NOT GO IN column, write a reason next to each card.</w:t>
+      </w:r>
+    </w:p>
+    <w:tbl>
+      <w:tblPr>
+        <w:tblStyle w:val="Table"/>
+        <w:tblW w:type="pct" w:w="5000"/>
+        <w:tblLook w:firstRow="1"/>
+      </w:tblPr>
+      <w:tblGrid>
+        <w:gridCol w:w="4680"/>
+        <w:gridCol w:w="4680"/>
+      </w:tblGrid>
+      <w:tr>
+        <w:trPr>
+          <w:cnfStyle w:firstRow="1"/>
+        </w:trPr>
+        <w:tc>
+          <w:tcPr>
+            <w:tcW w:type="dxa" w:w="4680"/>
+            <w:tcBorders>
+              <w:bottom w:val="single"/>
+            </w:tcBorders>
+            <w:vAlign w:val="bottom"/>
+          </w:tcPr>
+          <w:p>
+            <w:pPr>
+              <w:pStyle w:val="Compact"/>
+              <w:jc w:val="left"/>
+            </w:pPr>
+            <w:r>
+              <w:t xml:space="preserve">GOES IN THE COMPOST</w:t>
+            </w:r>
+          </w:p>
+        </w:tc>
+        <w:tc>
+          <w:tcPr>
+            <w:tcW w:type="dxa" w:w="4680"/>
+            <w:tcBorders>
+              <w:bottom w:val="single"/>
+            </w:tcBorders>
+            <w:vAlign w:val="bottom"/>
+          </w:tcPr>
+          <w:p>
+            <w:pPr>
+              <w:pStyle w:val="Compact"/>
+              <w:jc w:val="left"/>
+            </w:pPr>
+            <w:r>
+              <w:t xml:space="preserve">DOES NOT GO IN, and why</w:t>
+            </w:r>
+          </w:p>
+        </w:tc>
+      </w:tr>
+      <w:tr>
+        <w:tc>
+          <w:tcPr>
+            <w:tcW w:type="dxa" w:w="4680"/>
+          </w:tcPr>
+          <w:p/>
+        </w:tc>
+        <w:tc>
+          <w:tcPr>
+            <w:tcW w:type="dxa" w:w="4680"/>
+          </w:tcPr>
+          <w:p/>
+        </w:tc>
+      </w:tr>
+      <w:tr>
+        <w:tc>
+          <w:tcPr>
+            <w:tcW w:type="dxa" w:w="4680"/>
+          </w:tcPr>
+          <w:p/>
+        </w:tc>
+        <w:tc>
+          <w:tcPr>
+            <w:tcW w:type="dxa" w:w="4680"/>
+          </w:tcPr>
+          <w:p/>
+        </w:tc>
+      </w:tr>
+      <w:tr>
+        <w:tc>
+          <w:tcPr>
+            <w:tcW w:type="dxa" w:w="4680"/>
+          </w:tcPr>
+          <w:p/>
+        </w:tc>
+        <w:tc>
+          <w:tcPr>
+            <w:tcW w:type="dxa" w:w="4680"/>
+          </w:tcPr>
+          <w:p/>
+        </w:tc>
+      </w:tr>
+      <w:tr>
+        <w:tc>
+          <w:tcPr>
+            <w:tcW w:type="dxa" w:w="4680"/>
+          </w:tcPr>
+          <w:p/>
+        </w:tc>
+        <w:tc>
+          <w:tcPr>
+            <w:tcW w:type="dxa" w:w="4680"/>
+          </w:tcPr>
+          <w:p/>
+        </w:tc>
+      </w:tr>
+      <w:tr>
+        <w:tc>
+          <w:tcPr>
+            <w:tcW w:type="dxa" w:w="4680"/>
+          </w:tcPr>
+          <w:p/>
+        </w:tc>
+        <w:tc>
+          <w:tcPr>
+            <w:tcW w:type="dxa" w:w="4680"/>
+          </w:tcPr>
+          <w:p/>
+        </w:tc>
+      </w:tr>
+      <w:tr>
+        <w:tc>
+          <w:tcPr>
+            <w:tcW w:type="dxa" w:w="4680"/>
+          </w:tcPr>
+          <w:p/>
+        </w:tc>
+        <w:tc>
+          <w:tcPr>
+            <w:tcW w:type="dxa" w:w="4680"/>
+          </w:tcPr>
+          <w:p/>
+        </w:tc>
+      </w:tr>
+    </w:tbl>
+    <w:p>
+      <w:pPr>
+        <w:pStyle w:val="BodyText"/>
+      </w:pPr>
+      <w:r>
+        <w:t xml:space="preserve">The card my group argued about: ______________________</w:t>
+      </w:r>
+    </w:p>
+    <w:p>
+      <w:pPr>
+        <w:pStyle w:val="BodyText"/>
+      </w:pPr>
+      <w:r>
+        <w:t xml:space="preserve">Why we argued: ______________________________________________________________</w:t>
+      </w:r>
+    </w:p>
+    <w:p>
+      <w:pPr>
+        <w:pStyle w:val="BodyText"/>
+      </w:pPr>
+      <w:r>
+        <w:rPr>
+          <w:b/>
+        </w:rPr>
+        <w:t xml:space="preserve">The rule in one sentence:</w:t>
+      </w:r>
+      <w:r>
+        <w:t xml:space="preserve"> </w:t>
+      </w:r>
+      <w:r>
+        <w:t xml:space="preserve">things that used to be a plant break down. Things that came from an animal, or have oil or grease on them, ___________________________________.</w:t>
+      </w:r>
+    </w:p>
+    <w:p>
+      <w:pPr>
+        <w:pStyle w:val="Heading2"/>
+      </w:pPr>
+      <w:bookmarkStart w:id="27" w:name="Xbe6f3fbc2541c72ee8a70939e7e11276ab9a358"/>
+      <w:r>
+        <w:t xml:space="preserve">Part 4. Packaging: protection against waste</w:t>
+      </w:r>
+      <w:bookmarkEnd w:id="27"/>
+    </w:p>
+    <w:p>
+      <w:pPr>
+        <w:pStyle w:val="Heading3"/>
+      </w:pPr>
+      <w:bookmarkStart w:id="28" w:name="the-cucumber-question"/>
+      <w:r>
+        <w:t xml:space="preserve">The cucumber question</w:t>
+      </w:r>
+      <w:bookmarkEnd w:id="28"/>
+    </w:p>
+    <w:p>
+      <w:pPr>
+        <w:pStyle w:val="FirstParagraph"/>
+      </w:pPr>
+      <w:r>
+        <w:t xml:space="preserve">A cucumber wrapped in plastic stays fresh about three times as long as a loose one.</w:t>
+      </w:r>
+    </w:p>
+    <w:p>
+      <w:pPr>
+        <w:pStyle w:val="BodyText"/>
+      </w:pPr>
+      <w:r>
+        <w:t xml:space="preserve">What gets better with the wrap: _____________________________________________</w:t>
+      </w:r>
+    </w:p>
+    <w:p>
+      <w:pPr>
+        <w:pStyle w:val="BodyText"/>
+      </w:pPr>
+      <w:r>
+        <w:t xml:space="preserve">What gets worse with the wrap: ______________________________________________</w:t>
+      </w:r>
+    </w:p>
+    <w:p>
+      <w:pPr>
+        <w:pStyle w:val="Heading3"/>
+      </w:pPr>
+      <w:bookmarkStart w:id="29" w:name="our-three-packages"/>
+      <w:r>
+        <w:t xml:space="preserve">Our three packages</w:t>
+      </w:r>
+      <w:bookmarkEnd w:id="29"/>
     </w:p>
     <w:tbl>
       <w:tblPr>
@@ -123,7 +874,7 @@
               <w:jc w:val="left"/>
             </w:pPr>
             <w:r>
-              <w:t xml:space="preserve">Method</w:t>
+              <w:t xml:space="preserve">Package</w:t>
             </w:r>
           </w:p>
         </w:tc>
@@ -141,7 +892,7 @@
               <w:jc w:val="left"/>
             </w:pPr>
             <w:r>
-              <w:t xml:space="preserve">What the farmer actually does</w:t>
+              <w:t xml:space="preserve">How many layers?</w:t>
             </w:r>
           </w:p>
         </w:tc>
@@ -159,275 +910,91 @@
               <w:jc w:val="left"/>
             </w:pPr>
             <w:r>
-              <w:t xml:space="preserve">What it protects</w:t>
-            </w:r>
-          </w:p>
-        </w:tc>
-      </w:tr>
-      <w:tr>
-        <w:tc>
-          <w:tcPr>
-            <w:tcW w:type="dxa" w:w="3120"/>
-          </w:tcPr>
-          <w:p>
-            <w:pPr>
-              <w:pStyle w:val="Compact"/>
-              <w:jc w:val="left"/>
-            </w:pPr>
-            <w:r>
-              <w:t xml:space="preserve">Crop rotation</w:t>
-            </w:r>
-          </w:p>
-        </w:tc>
-        <w:tc>
-          <w:tcPr>
-            <w:tcW w:type="dxa" w:w="3120"/>
-          </w:tcPr>
-          <w:p/>
-        </w:tc>
-        <w:tc>
-          <w:tcPr>
-            <w:tcW w:type="dxa" w:w="3120"/>
-          </w:tcPr>
-          <w:p/>
-        </w:tc>
-      </w:tr>
-      <w:tr>
-        <w:tc>
-          <w:tcPr>
-            <w:tcW w:type="dxa" w:w="3120"/>
-          </w:tcPr>
-          <w:p>
-            <w:pPr>
-              <w:pStyle w:val="Compact"/>
-              <w:jc w:val="left"/>
-            </w:pPr>
-            <w:r>
-              <w:t xml:space="preserve">Drip irrigation</w:t>
-            </w:r>
-          </w:p>
-        </w:tc>
-        <w:tc>
-          <w:tcPr>
-            <w:tcW w:type="dxa" w:w="3120"/>
-          </w:tcPr>
-          <w:p/>
-        </w:tc>
-        <w:tc>
-          <w:tcPr>
-            <w:tcW w:type="dxa" w:w="3120"/>
-          </w:tcPr>
-          <w:p/>
-        </w:tc>
-      </w:tr>
-      <w:tr>
-        <w:tc>
-          <w:tcPr>
-            <w:tcW w:type="dxa" w:w="3120"/>
-          </w:tcPr>
-          <w:p>
-            <w:pPr>
-              <w:pStyle w:val="Compact"/>
-              <w:jc w:val="left"/>
-            </w:pPr>
-            <w:r>
-              <w:t xml:space="preserve">Integrated pest management</w:t>
-            </w:r>
-          </w:p>
-        </w:tc>
-        <w:tc>
-          <w:tcPr>
-            <w:tcW w:type="dxa" w:w="3120"/>
-          </w:tcPr>
-          <w:p/>
-        </w:tc>
-        <w:tc>
-          <w:tcPr>
-            <w:tcW w:type="dxa" w:w="3120"/>
-          </w:tcPr>
-          <w:p/>
-        </w:tc>
-      </w:tr>
-    </w:tbl>
-    <w:p>
-      <w:pPr>
-        <w:pStyle w:val="BodyText"/>
-      </w:pPr>
-      <w:r>
-        <w:t xml:space="preserve">Which one surprised you? ______________________ Why?</w:t>
-      </w:r>
-    </w:p>
-    <w:p>
-      <w:pPr>
-        <w:pStyle w:val="BodyText"/>
-      </w:pPr>
-      <w:r>
-        <w:t xml:space="preserve">_____________________________________________________________________________</w:t>
-      </w:r>
-    </w:p>
-    <w:p>
-      <w:pPr>
-        <w:pStyle w:val="Heading2"/>
-      </w:pPr>
-      <w:bookmarkStart w:id="24" w:name="part-2.-plant-it-and-keep-it-alive"/>
-      <w:r>
-        <w:t xml:space="preserve">Part 2. Plant it and keep it alive</w:t>
-      </w:r>
-      <w:bookmarkEnd w:id="24"/>
-    </w:p>
-    <w:p>
-      <w:pPr>
-        <w:pStyle w:val="FirstParagraph"/>
-      </w:pPr>
-      <w:r>
-        <w:t xml:space="preserve">My plant: ______________________ Planted on: ______________</w:t>
-      </w:r>
-    </w:p>
-    <w:p>
-      <w:pPr>
-        <w:pStyle w:val="Heading3"/>
-      </w:pPr>
-      <w:bookmarkStart w:id="25" w:name="my-care-plan"/>
-      <w:r>
-        <w:t xml:space="preserve">My care plan</w:t>
-      </w:r>
-      <w:bookmarkEnd w:id="25"/>
-    </w:p>
-    <w:tbl>
-      <w:tblPr>
-        <w:tblStyle w:val="Table"/>
-        <w:tblW w:type="pct" w:w="5000"/>
-        <w:tblLook w:firstRow="1"/>
-      </w:tblPr>
-      <w:tblGrid>
-        <w:gridCol w:w="4680"/>
-        <w:gridCol w:w="4680"/>
-      </w:tblGrid>
-      <w:tr>
-        <w:trPr>
-          <w:cnfStyle w:firstRow="1"/>
-        </w:trPr>
-        <w:tc>
-          <w:tcPr>
-            <w:tcW w:type="dxa" w:w="4680"/>
-            <w:tcBorders>
-              <w:bottom w:val="single"/>
-            </w:tcBorders>
-            <w:vAlign w:val="bottom"/>
-          </w:tcPr>
-          <w:p>
-            <w:pPr>
-              <w:pStyle w:val="Compact"/>
-              <w:jc w:val="left"/>
-            </w:pPr>
-            <w:r>
-              <w:t xml:space="preserve">Question</w:t>
-            </w:r>
-          </w:p>
-        </w:tc>
-        <w:tc>
-          <w:tcPr>
-            <w:tcW w:type="dxa" w:w="4680"/>
-            <w:tcBorders>
-              <w:bottom w:val="single"/>
-            </w:tcBorders>
-            <w:vAlign w:val="bottom"/>
-          </w:tcPr>
-          <w:p>
-            <w:pPr>
-              <w:pStyle w:val="Compact"/>
-              <w:jc w:val="left"/>
-            </w:pPr>
-            <w:r>
-              <w:t xml:space="preserve">My answer</w:t>
-            </w:r>
-          </w:p>
-        </w:tc>
-      </w:tr>
-      <w:tr>
-        <w:tc>
-          <w:tcPr>
-            <w:tcW w:type="dxa" w:w="4680"/>
-          </w:tcPr>
-          <w:p>
-            <w:pPr>
-              <w:pStyle w:val="Compact"/>
-              <w:jc w:val="left"/>
-            </w:pPr>
-            <w:r>
-              <w:t xml:space="preserve">How much water each time?</w:t>
-            </w:r>
-          </w:p>
-        </w:tc>
-        <w:tc>
-          <w:tcPr>
-            <w:tcW w:type="dxa" w:w="4680"/>
-          </w:tcPr>
-          <w:p/>
-        </w:tc>
-      </w:tr>
-      <w:tr>
-        <w:tc>
-          <w:tcPr>
-            <w:tcW w:type="dxa" w:w="4680"/>
-          </w:tcPr>
-          <w:p>
-            <w:pPr>
-              <w:pStyle w:val="Compact"/>
-              <w:jc w:val="left"/>
-            </w:pPr>
-            <w:r>
-              <w:t xml:space="preserve">How often?</w:t>
-            </w:r>
-          </w:p>
-        </w:tc>
-        <w:tc>
-          <w:tcPr>
-            <w:tcW w:type="dxa" w:w="4680"/>
-          </w:tcPr>
-          <w:p/>
-        </w:tc>
-      </w:tr>
-      <w:tr>
-        <w:tc>
-          <w:tcPr>
-            <w:tcW w:type="dxa" w:w="4680"/>
-          </w:tcPr>
-          <w:p>
-            <w:pPr>
-              <w:pStyle w:val="Compact"/>
-              <w:jc w:val="left"/>
-            </w:pPr>
-            <w:r>
-              <w:t xml:space="preserve">How much light does it need, and where in this room gets it?</w:t>
-            </w:r>
-          </w:p>
-        </w:tc>
-        <w:tc>
-          <w:tcPr>
-            <w:tcW w:type="dxa" w:w="4680"/>
-          </w:tcPr>
-          <w:p/>
-        </w:tc>
-      </w:tr>
-      <w:tr>
-        <w:tc>
-          <w:tcPr>
-            <w:tcW w:type="dxa" w:w="4680"/>
-          </w:tcPr>
-          <w:p>
-            <w:pPr>
-              <w:pStyle w:val="Compact"/>
-              <w:jc w:val="left"/>
-            </w:pPr>
-            <w:r>
-              <w:t xml:space="preserve">Who waters it if I am absent?</w:t>
-            </w:r>
-          </w:p>
-        </w:tc>
-        <w:tc>
-          <w:tcPr>
-            <w:tcW w:type="dxa" w:w="4680"/>
+              <w:t xml:space="preserve">What is each layer doing?</w:t>
+            </w:r>
+          </w:p>
+        </w:tc>
+      </w:tr>
+      <w:tr>
+        <w:tc>
+          <w:tcPr>
+            <w:tcW w:type="dxa" w:w="3120"/>
+          </w:tcPr>
+          <w:p>
+            <w:pPr>
+              <w:pStyle w:val="Compact"/>
+              <w:jc w:val="left"/>
+            </w:pPr>
+            <w:r>
+              <w:t xml:space="preserve">1.</w:t>
+            </w:r>
+          </w:p>
+        </w:tc>
+        <w:tc>
+          <w:tcPr>
+            <w:tcW w:type="dxa" w:w="3120"/>
+          </w:tcPr>
+          <w:p/>
+        </w:tc>
+        <w:tc>
+          <w:tcPr>
+            <w:tcW w:type="dxa" w:w="3120"/>
+          </w:tcPr>
+          <w:p/>
+        </w:tc>
+      </w:tr>
+      <w:tr>
+        <w:tc>
+          <w:tcPr>
+            <w:tcW w:type="dxa" w:w="3120"/>
+          </w:tcPr>
+          <w:p>
+            <w:pPr>
+              <w:pStyle w:val="Compact"/>
+              <w:jc w:val="left"/>
+            </w:pPr>
+            <w:r>
+              <w:t xml:space="preserve">2.</w:t>
+            </w:r>
+          </w:p>
+        </w:tc>
+        <w:tc>
+          <w:tcPr>
+            <w:tcW w:type="dxa" w:w="3120"/>
+          </w:tcPr>
+          <w:p/>
+        </w:tc>
+        <w:tc>
+          <w:tcPr>
+            <w:tcW w:type="dxa" w:w="3120"/>
+          </w:tcPr>
+          <w:p/>
+        </w:tc>
+      </w:tr>
+      <w:tr>
+        <w:tc>
+          <w:tcPr>
+            <w:tcW w:type="dxa" w:w="3120"/>
+          </w:tcPr>
+          <w:p>
+            <w:pPr>
+              <w:pStyle w:val="Compact"/>
+              <w:jc w:val="left"/>
+            </w:pPr>
+            <w:r>
+              <w:t xml:space="preserve">3.</w:t>
+            </w:r>
+          </w:p>
+        </w:tc>
+        <w:tc>
+          <w:tcPr>
+            <w:tcW w:type="dxa" w:w="3120"/>
+          </w:tcPr>
+          <w:p/>
+        </w:tc>
+        <w:tc>
+          <w:tcPr>
+            <w:tcW w:type="dxa" w:w="3120"/>
           </w:tcPr>
           <w:p/>
         </w:tc>
@@ -441,353 +1008,100 @@
         <w:rPr>
           <w:b/>
         </w:rPr>
-        <w:t xml:space="preserve">Watering chart, four students per week.</w:t>
-      </w:r>
-      <w:r>
-        <w:t xml:space="preserve"> </w:t>
-      </w:r>
-      <w:r>
-        <w:t xml:space="preserve">Write your name in the week you signed up for.</w:t>
-      </w:r>
-    </w:p>
-    <w:tbl>
-      <w:tblPr>
-        <w:tblStyle w:val="Table"/>
-        <w:tblW w:type="pct" w:w="5000"/>
-        <w:tblLook w:firstRow="1"/>
-      </w:tblPr>
-      <w:tblGrid>
-        <w:gridCol w:w="4680"/>
-        <w:gridCol w:w="4680"/>
-      </w:tblGrid>
-      <w:tr>
-        <w:trPr>
-          <w:cnfStyle w:firstRow="1"/>
-        </w:trPr>
-        <w:tc>
-          <w:tcPr>
-            <w:tcW w:type="dxa" w:w="4680"/>
-            <w:tcBorders>
-              <w:bottom w:val="single"/>
-            </w:tcBorders>
-            <w:vAlign w:val="bottom"/>
-          </w:tcPr>
-          <w:p>
-            <w:pPr>
-              <w:pStyle w:val="Compact"/>
-              <w:jc w:val="left"/>
-            </w:pPr>
-            <w:r>
-              <w:t xml:space="preserve">Week</w:t>
-            </w:r>
-          </w:p>
-        </w:tc>
-        <w:tc>
-          <w:tcPr>
-            <w:tcW w:type="dxa" w:w="4680"/>
-            <w:tcBorders>
-              <w:bottom w:val="single"/>
-            </w:tcBorders>
-            <w:vAlign w:val="bottom"/>
-          </w:tcPr>
-          <w:p>
-            <w:pPr>
-              <w:pStyle w:val="Compact"/>
-              <w:jc w:val="left"/>
-            </w:pPr>
-            <w:r>
-              <w:t xml:space="preserve">Names</w:t>
-            </w:r>
-          </w:p>
-        </w:tc>
-      </w:tr>
-      <w:tr>
-        <w:tc>
-          <w:tcPr>
-            <w:tcW w:type="dxa" w:w="4680"/>
-          </w:tcPr>
-          <w:p>
-            <w:pPr>
-              <w:pStyle w:val="Compact"/>
-              <w:jc w:val="left"/>
-            </w:pPr>
-            <w:r>
-              <w:t xml:space="preserve">Week 1</w:t>
-            </w:r>
-          </w:p>
-        </w:tc>
-        <w:tc>
-          <w:tcPr>
-            <w:tcW w:type="dxa" w:w="4680"/>
-          </w:tcPr>
-          <w:p/>
-        </w:tc>
-      </w:tr>
-      <w:tr>
-        <w:tc>
-          <w:tcPr>
-            <w:tcW w:type="dxa" w:w="4680"/>
-          </w:tcPr>
-          <w:p>
-            <w:pPr>
-              <w:pStyle w:val="Compact"/>
-              <w:jc w:val="left"/>
-            </w:pPr>
-            <w:r>
-              <w:t xml:space="preserve">Week 2</w:t>
-            </w:r>
-          </w:p>
-        </w:tc>
-        <w:tc>
-          <w:tcPr>
-            <w:tcW w:type="dxa" w:w="4680"/>
-          </w:tcPr>
-          <w:p/>
-        </w:tc>
-      </w:tr>
-      <w:tr>
-        <w:tc>
-          <w:tcPr>
-            <w:tcW w:type="dxa" w:w="4680"/>
-          </w:tcPr>
-          <w:p>
-            <w:pPr>
-              <w:pStyle w:val="Compact"/>
-              <w:jc w:val="left"/>
-            </w:pPr>
-            <w:r>
-              <w:t xml:space="preserve">Week 3</w:t>
-            </w:r>
-          </w:p>
-        </w:tc>
-        <w:tc>
-          <w:tcPr>
-            <w:tcW w:type="dxa" w:w="4680"/>
-          </w:tcPr>
-          <w:p/>
-        </w:tc>
-      </w:tr>
-      <w:tr>
-        <w:tc>
-          <w:tcPr>
-            <w:tcW w:type="dxa" w:w="4680"/>
-          </w:tcPr>
-          <w:p>
-            <w:pPr>
-              <w:pStyle w:val="Compact"/>
-              <w:jc w:val="left"/>
-            </w:pPr>
-            <w:r>
-              <w:t xml:space="preserve">Week 4</w:t>
-            </w:r>
-          </w:p>
-        </w:tc>
-        <w:tc>
-          <w:tcPr>
-            <w:tcW w:type="dxa" w:w="4680"/>
-          </w:tcPr>
-          <w:p/>
-        </w:tc>
-      </w:tr>
-      <w:tr>
-        <w:tc>
-          <w:tcPr>
-            <w:tcW w:type="dxa" w:w="4680"/>
-          </w:tcPr>
-          <w:p>
-            <w:pPr>
-              <w:pStyle w:val="Compact"/>
-              <w:jc w:val="left"/>
-            </w:pPr>
-            <w:r>
-              <w:t xml:space="preserve">Week 5</w:t>
-            </w:r>
-          </w:p>
-        </w:tc>
-        <w:tc>
-          <w:tcPr>
-            <w:tcW w:type="dxa" w:w="4680"/>
-          </w:tcPr>
-          <w:p/>
-        </w:tc>
-      </w:tr>
-      <w:tr>
-        <w:tc>
-          <w:tcPr>
-            <w:tcW w:type="dxa" w:w="4680"/>
-          </w:tcPr>
-          <w:p>
-            <w:pPr>
-              <w:pStyle w:val="Compact"/>
-              <w:jc w:val="left"/>
-            </w:pPr>
-            <w:r>
-              <w:t xml:space="preserve">Week 6</w:t>
-            </w:r>
-          </w:p>
-        </w:tc>
-        <w:tc>
-          <w:tcPr>
-            <w:tcW w:type="dxa" w:w="4680"/>
-          </w:tcPr>
-          <w:p/>
-        </w:tc>
-      </w:tr>
-    </w:tbl>
+        <w:t xml:space="preserve">Circle the one your group will redesign tomorrow.</w:t>
+      </w:r>
+    </w:p>
+    <w:p>
+      <w:pPr>
+        <w:pStyle w:val="Heading3"/>
+      </w:pPr>
+      <w:bookmarkStart w:id="30" w:name="the-two-criteria-for-tomorrow"/>
+      <w:r>
+        <w:t xml:space="preserve">The two criteria for tomorrow</w:t>
+      </w:r>
+      <w:bookmarkEnd w:id="30"/>
+    </w:p>
+    <w:p>
+      <w:pPr>
+        <w:numPr>
+          <w:ilvl w:val="0"/>
+          <w:numId w:val="1001"/>
+        </w:numPr>
+        <w:pStyle w:val="Compact"/>
+      </w:pPr>
+      <w:r>
+        <w:t xml:space="preserve">___________________________________________________________________________</w:t>
+      </w:r>
+    </w:p>
+    <w:p>
+      <w:pPr>
+        <w:numPr>
+          <w:ilvl w:val="0"/>
+          <w:numId w:val="1001"/>
+        </w:numPr>
+        <w:pStyle w:val="Compact"/>
+      </w:pPr>
+      <w:r>
+        <w:t xml:space="preserve">___________________________________________________________________________</w:t>
+      </w:r>
+    </w:p>
     <w:p>
       <w:pPr>
         <w:pStyle w:val="Heading2"/>
       </w:pPr>
-      <w:bookmarkStart w:id="26" w:name="part-3.-compost-sort"/>
-      <w:r>
-        <w:t xml:space="preserve">Part 3. Compost sort</w:t>
-      </w:r>
-      <w:bookmarkEnd w:id="26"/>
+      <w:bookmarkStart w:id="31" w:name="day-1-exit-card"/>
+      <w:r>
+        <w:t xml:space="preserve">Day 1 exit card</w:t>
+      </w:r>
+      <w:bookmarkEnd w:id="31"/>
     </w:p>
     <w:p>
       <w:pPr>
         <w:pStyle w:val="FirstParagraph"/>
       </w:pPr>
       <w:r>
-        <w:t xml:space="preserve">Sort the ten cards. Write each one in the right column, and for the NOT column write a reason.</w:t>
-      </w:r>
-    </w:p>
-    <w:tbl>
-      <w:tblPr>
-        <w:tblStyle w:val="Table"/>
-        <w:tblW w:type="pct" w:w="5000"/>
-        <w:tblLook w:firstRow="1"/>
-      </w:tblPr>
-      <w:tblGrid>
-        <w:gridCol w:w="4680"/>
-        <w:gridCol w:w="4680"/>
-      </w:tblGrid>
-      <w:tr>
-        <w:trPr>
-          <w:cnfStyle w:firstRow="1"/>
-        </w:trPr>
-        <w:tc>
-          <w:tcPr>
-            <w:tcW w:type="dxa" w:w="4680"/>
-            <w:tcBorders>
-              <w:bottom w:val="single"/>
-            </w:tcBorders>
-            <w:vAlign w:val="bottom"/>
-          </w:tcPr>
-          <w:p>
-            <w:pPr>
-              <w:pStyle w:val="Compact"/>
-              <w:jc w:val="left"/>
-            </w:pPr>
-            <w:r>
-              <w:t xml:space="preserve">GOES IN THE COMPOST</w:t>
-            </w:r>
-          </w:p>
-        </w:tc>
-        <w:tc>
-          <w:tcPr>
-            <w:tcW w:type="dxa" w:w="4680"/>
-            <w:tcBorders>
-              <w:bottom w:val="single"/>
-            </w:tcBorders>
-            <w:vAlign w:val="bottom"/>
-          </w:tcPr>
-          <w:p>
-            <w:pPr>
-              <w:pStyle w:val="Compact"/>
-              <w:jc w:val="left"/>
-            </w:pPr>
-            <w:r>
-              <w:t xml:space="preserve">DOES NOT GO IN, and why</w:t>
-            </w:r>
-          </w:p>
-        </w:tc>
-      </w:tr>
-      <w:tr>
-        <w:tc>
-          <w:tcPr>
-            <w:tcW w:type="dxa" w:w="4680"/>
-          </w:tcPr>
-          <w:p/>
-        </w:tc>
-        <w:tc>
-          <w:tcPr>
-            <w:tcW w:type="dxa" w:w="4680"/>
-          </w:tcPr>
-          <w:p/>
-        </w:tc>
-      </w:tr>
-      <w:tr>
-        <w:tc>
-          <w:tcPr>
-            <w:tcW w:type="dxa" w:w="4680"/>
-          </w:tcPr>
-          <w:p/>
-        </w:tc>
-        <w:tc>
-          <w:tcPr>
-            <w:tcW w:type="dxa" w:w="4680"/>
-          </w:tcPr>
-          <w:p/>
-        </w:tc>
-      </w:tr>
-      <w:tr>
-        <w:tc>
-          <w:tcPr>
-            <w:tcW w:type="dxa" w:w="4680"/>
-          </w:tcPr>
-          <w:p/>
-        </w:tc>
-        <w:tc>
-          <w:tcPr>
-            <w:tcW w:type="dxa" w:w="4680"/>
-          </w:tcPr>
-          <w:p/>
-        </w:tc>
-      </w:tr>
-      <w:tr>
-        <w:tc>
-          <w:tcPr>
-            <w:tcW w:type="dxa" w:w="4680"/>
-          </w:tcPr>
-          <w:p/>
-        </w:tc>
-        <w:tc>
-          <w:tcPr>
-            <w:tcW w:type="dxa" w:w="4680"/>
-          </w:tcPr>
-          <w:p/>
-        </w:tc>
-      </w:tr>
-      <w:tr>
-        <w:tc>
-          <w:tcPr>
-            <w:tcW w:type="dxa" w:w="4680"/>
-          </w:tcPr>
-          <w:p/>
-        </w:tc>
-        <w:tc>
-          <w:tcPr>
-            <w:tcW w:type="dxa" w:w="4680"/>
-          </w:tcPr>
-          <w:p/>
-        </w:tc>
-      </w:tr>
-    </w:tbl>
+        <w:t xml:space="preserve">Sustainable means ___________________________________________________________.</w:t>
+      </w:r>
+    </w:p>
     <w:p>
       <w:pPr>
         <w:pStyle w:val="BodyText"/>
       </w:pPr>
       <w:r>
-        <w:t xml:space="preserve">The card my group argued about: ______________________</w:t>
-      </w:r>
-    </w:p>
-    <w:p>
-      <w:pPr>
-        <w:pStyle w:val="BodyText"/>
-      </w:pPr>
-      <w:r>
-        <w:t xml:space="preserve">Why we argued: ______________________________________________________________</w:t>
+        <w:t xml:space="preserve">One thing that makes food production more sustainable is _____________________.</w:t>
+      </w:r>
+    </w:p>
+    <w:p>
+      <w:r>
+        <w:br w:type="page"/>
+      </w:r>
+    </w:p>
+    <w:p>
+      <w:pPr>
+        <w:pStyle w:val="Heading1"/>
+      </w:pPr>
+      <w:bookmarkStart w:id="32" w:name="day-2-the-redesign"/>
+      <w:r>
+        <w:t xml:space="preserve">DAY 2: The redesign</w:t>
+      </w:r>
+      <w:bookmarkEnd w:id="32"/>
+    </w:p>
+    <w:p>
+      <w:pPr>
+        <w:pStyle w:val="Heading2"/>
+      </w:pPr>
+      <w:bookmarkStart w:id="33" w:name="step-1.-define-the-problem"/>
+      <w:r>
+        <w:t xml:space="preserve">Step 1. Define the problem</w:t>
+      </w:r>
+      <w:bookmarkEnd w:id="33"/>
+    </w:p>
+    <w:p>
+      <w:pPr>
+        <w:pStyle w:val="FirstParagraph"/>
+      </w:pPr>
+      <w:r>
+        <w:t xml:space="preserve">Our package: ______________________________</w:t>
       </w:r>
     </w:p>
     <w:p>
@@ -798,68 +1112,136 @@
         <w:rPr>
           <w:b/>
         </w:rPr>
-        <w:t xml:space="preserve">The rule in one sentence:</w:t>
+        <w:t xml:space="preserve">The problem in one sentence:</w:t>
       </w:r>
       <w:r>
         <w:t xml:space="preserve"> </w:t>
       </w:r>
       <w:r>
-        <w:t xml:space="preserve">things that used to be a plant break down. Things that came from an animal, or have oil or grease on them, ___________________________________.</w:t>
+        <w:t xml:space="preserve">______________________________________________</w:t>
+      </w:r>
+    </w:p>
+    <w:p>
+      <w:pPr>
+        <w:pStyle w:val="BodyText"/>
+      </w:pPr>
+      <w:r>
+        <w:t xml:space="preserve">Line 3: _____________________________________________________________________________</w:t>
       </w:r>
     </w:p>
     <w:p>
       <w:pPr>
         <w:pStyle w:val="Heading2"/>
       </w:pPr>
-      <w:bookmarkStart w:id="27" w:name="Xbe6f3fbc2541c72ee8a70939e7e11276ab9a358"/>
-      <w:r>
-        <w:t xml:space="preserve">Part 4. Packaging: protection against waste</w:t>
-      </w:r>
-      <w:bookmarkEnd w:id="27"/>
-    </w:p>
-    <w:p>
-      <w:pPr>
-        <w:pStyle w:val="Heading3"/>
-      </w:pPr>
-      <w:bookmarkStart w:id="28" w:name="the-cucumber-question"/>
-      <w:r>
-        <w:t xml:space="preserve">The cucumber question</w:t>
-      </w:r>
-      <w:bookmarkEnd w:id="28"/>
+      <w:bookmarkStart w:id="34" w:name="step-2.-criteria-and-constraints"/>
+      <w:r>
+        <w:t xml:space="preserve">Step 2. Criteria and constraints</w:t>
+      </w:r>
+      <w:bookmarkEnd w:id="34"/>
     </w:p>
     <w:p>
       <w:pPr>
         <w:pStyle w:val="FirstParagraph"/>
       </w:pPr>
       <w:r>
-        <w:t xml:space="preserve">A cucumber wrapped in plastic stays fresh about three times as long as a loose one.</w:t>
-      </w:r>
-    </w:p>
-    <w:p>
-      <w:pPr>
-        <w:pStyle w:val="BodyText"/>
-      </w:pPr>
-      <w:r>
-        <w:t xml:space="preserve">What gets better with the wrap: _____________________________________________</w:t>
-      </w:r>
-    </w:p>
-    <w:p>
-      <w:pPr>
-        <w:pStyle w:val="BodyText"/>
-      </w:pPr>
-      <w:r>
-        <w:t xml:space="preserve">What gets worse with the wrap: ______________________________________________</w:t>
-      </w:r>
-    </w:p>
-    <w:p>
-      <w:pPr>
-        <w:pStyle w:val="Heading3"/>
-      </w:pPr>
-      <w:bookmarkStart w:id="29" w:name="our-three-packages"/>
-      <w:r>
-        <w:t xml:space="preserve">Our three packages</w:t>
-      </w:r>
-      <w:bookmarkEnd w:id="29"/>
+        <w:rPr>
+          <w:b/>
+        </w:rPr>
+        <w:t xml:space="preserve">Criteria</w:t>
+      </w:r>
+      <w:r>
+        <w:t xml:space="preserve"> </w:t>
+      </w:r>
+      <w:r>
+        <w:t xml:space="preserve">(what the new design has to do):</w:t>
+      </w:r>
+    </w:p>
+    <w:p>
+      <w:pPr>
+        <w:numPr>
+          <w:ilvl w:val="0"/>
+          <w:numId w:val="1002"/>
+        </w:numPr>
+        <w:pStyle w:val="Compact"/>
+      </w:pPr>
+      <w:r>
+        <w:t xml:space="preserve">The food still gets protected: ____________________________________________</w:t>
+      </w:r>
+    </w:p>
+    <w:p>
+      <w:pPr>
+        <w:numPr>
+          <w:ilvl w:val="0"/>
+          <w:numId w:val="1002"/>
+        </w:numPr>
+        <w:pStyle w:val="Compact"/>
+      </w:pPr>
+      <w:r>
+        <w:t xml:space="preserve">The waste goes down: ______________________________________________________</w:t>
+      </w:r>
+    </w:p>
+    <w:p>
+      <w:pPr>
+        <w:pStyle w:val="FirstParagraph"/>
+      </w:pPr>
+      <w:r>
+        <w:rPr>
+          <w:b/>
+        </w:rPr>
+        <w:t xml:space="preserve">Constraints</w:t>
+      </w:r>
+      <w:r>
+        <w:t xml:space="preserve"> </w:t>
+      </w:r>
+      <w:r>
+        <w:t xml:space="preserve">(rules the design cannot break). These are given to you:</w:t>
+      </w:r>
+    </w:p>
+    <w:p>
+      <w:pPr>
+        <w:numPr>
+          <w:ilvl w:val="0"/>
+          <w:numId w:val="1003"/>
+        </w:numPr>
+        <w:pStyle w:val="Compact"/>
+      </w:pPr>
+      <w:r>
+        <w:t xml:space="preserve">The food has to survive shipping in a truck and being stacked three high.</w:t>
+      </w:r>
+    </w:p>
+    <w:p>
+      <w:pPr>
+        <w:numPr>
+          <w:ilvl w:val="0"/>
+          <w:numId w:val="1003"/>
+        </w:numPr>
+        <w:pStyle w:val="Compact"/>
+      </w:pPr>
+      <w:r>
+        <w:t xml:space="preserve">The food has to last at least two weeks on a store shelf.</w:t>
+      </w:r>
+    </w:p>
+    <w:p>
+      <w:pPr>
+        <w:numPr>
+          <w:ilvl w:val="0"/>
+          <w:numId w:val="1003"/>
+        </w:numPr>
+        <w:pStyle w:val="Compact"/>
+      </w:pPr>
+      <w:r>
+        <w:t xml:space="preserve">The package has to say what is inside and carry a Nutrition Facts panel.</w:t>
+      </w:r>
+    </w:p>
+    <w:p>
+      <w:pPr>
+        <w:pStyle w:val="Heading2"/>
+      </w:pPr>
+      <w:bookmarkStart w:id="35" w:name="Xc2ea77224ea8bd33783ca22d262508300e72f5d"/>
+      <w:r>
+        <w:t xml:space="preserve">Step 3. Brainstorm four ideas, then pick one</w:t>
+      </w:r>
+      <w:bookmarkEnd w:id="35"/>
     </w:p>
     <w:tbl>
       <w:tblPr>
@@ -890,7 +1272,7 @@
               <w:jc w:val="left"/>
             </w:pPr>
             <w:r>
-              <w:t xml:space="preserve">Package</w:t>
+              <w:t xml:space="preserve">#</w:t>
             </w:r>
           </w:p>
         </w:tc>
@@ -908,7 +1290,7 @@
               <w:jc w:val="left"/>
             </w:pPr>
             <w:r>
-              <w:t xml:space="preserve">How many layers?</w:t>
+              <w:t xml:space="preserve">Idea</w:t>
             </w:r>
           </w:p>
         </w:tc>
@@ -926,79 +1308,107 @@
               <w:jc w:val="left"/>
             </w:pPr>
             <w:r>
-              <w:t xml:space="preserve">What is each layer doing?</w:t>
-            </w:r>
-          </w:p>
-        </w:tc>
-      </w:tr>
-      <w:tr>
-        <w:tc>
-          <w:tcPr>
-            <w:tcW w:type="dxa" w:w="3120"/>
-          </w:tcPr>
-          <w:p>
-            <w:pPr>
-              <w:pStyle w:val="Compact"/>
-              <w:jc w:val="left"/>
-            </w:pPr>
-            <w:r>
-              <w:t xml:space="preserve">1.</w:t>
-            </w:r>
-          </w:p>
-        </w:tc>
-        <w:tc>
-          <w:tcPr>
-            <w:tcW w:type="dxa" w:w="3120"/>
-          </w:tcPr>
-          <w:p/>
-        </w:tc>
-        <w:tc>
-          <w:tcPr>
-            <w:tcW w:type="dxa" w:w="3120"/>
-          </w:tcPr>
-          <w:p/>
-        </w:tc>
-      </w:tr>
-      <w:tr>
-        <w:tc>
-          <w:tcPr>
-            <w:tcW w:type="dxa" w:w="3120"/>
-          </w:tcPr>
-          <w:p>
-            <w:pPr>
-              <w:pStyle w:val="Compact"/>
-              <w:jc w:val="left"/>
-            </w:pPr>
-            <w:r>
-              <w:t xml:space="preserve">2.</w:t>
-            </w:r>
-          </w:p>
-        </w:tc>
-        <w:tc>
-          <w:tcPr>
-            <w:tcW w:type="dxa" w:w="3120"/>
-          </w:tcPr>
-          <w:p/>
-        </w:tc>
-        <w:tc>
-          <w:tcPr>
-            <w:tcW w:type="dxa" w:w="3120"/>
-          </w:tcPr>
-          <w:p/>
-        </w:tc>
-      </w:tr>
-      <w:tr>
-        <w:tc>
-          <w:tcPr>
-            <w:tcW w:type="dxa" w:w="3120"/>
-          </w:tcPr>
-          <w:p>
-            <w:pPr>
-              <w:pStyle w:val="Compact"/>
-              <w:jc w:val="left"/>
-            </w:pPr>
-            <w:r>
-              <w:t xml:space="preserve">3.</w:t>
+              <w:t xml:space="preserve">One problem with it</w:t>
+            </w:r>
+          </w:p>
+        </w:tc>
+      </w:tr>
+      <w:tr>
+        <w:tc>
+          <w:tcPr>
+            <w:tcW w:type="dxa" w:w="3120"/>
+          </w:tcPr>
+          <w:p>
+            <w:pPr>
+              <w:pStyle w:val="Compact"/>
+              <w:jc w:val="left"/>
+            </w:pPr>
+            <w:r>
+              <w:t xml:space="preserve">1</w:t>
+            </w:r>
+          </w:p>
+        </w:tc>
+        <w:tc>
+          <w:tcPr>
+            <w:tcW w:type="dxa" w:w="3120"/>
+          </w:tcPr>
+          <w:p/>
+        </w:tc>
+        <w:tc>
+          <w:tcPr>
+            <w:tcW w:type="dxa" w:w="3120"/>
+          </w:tcPr>
+          <w:p/>
+        </w:tc>
+      </w:tr>
+      <w:tr>
+        <w:tc>
+          <w:tcPr>
+            <w:tcW w:type="dxa" w:w="3120"/>
+          </w:tcPr>
+          <w:p>
+            <w:pPr>
+              <w:pStyle w:val="Compact"/>
+              <w:jc w:val="left"/>
+            </w:pPr>
+            <w:r>
+              <w:t xml:space="preserve">2</w:t>
+            </w:r>
+          </w:p>
+        </w:tc>
+        <w:tc>
+          <w:tcPr>
+            <w:tcW w:type="dxa" w:w="3120"/>
+          </w:tcPr>
+          <w:p/>
+        </w:tc>
+        <w:tc>
+          <w:tcPr>
+            <w:tcW w:type="dxa" w:w="3120"/>
+          </w:tcPr>
+          <w:p/>
+        </w:tc>
+      </w:tr>
+      <w:tr>
+        <w:tc>
+          <w:tcPr>
+            <w:tcW w:type="dxa" w:w="3120"/>
+          </w:tcPr>
+          <w:p>
+            <w:pPr>
+              <w:pStyle w:val="Compact"/>
+              <w:jc w:val="left"/>
+            </w:pPr>
+            <w:r>
+              <w:t xml:space="preserve">3</w:t>
+            </w:r>
+          </w:p>
+        </w:tc>
+        <w:tc>
+          <w:tcPr>
+            <w:tcW w:type="dxa" w:w="3120"/>
+          </w:tcPr>
+          <w:p/>
+        </w:tc>
+        <w:tc>
+          <w:tcPr>
+            <w:tcW w:type="dxa" w:w="3120"/>
+          </w:tcPr>
+          <w:p/>
+        </w:tc>
+      </w:tr>
+      <w:tr>
+        <w:tc>
+          <w:tcPr>
+            <w:tcW w:type="dxa" w:w="3120"/>
+          </w:tcPr>
+          <w:p>
+            <w:pPr>
+              <w:pStyle w:val="Compact"/>
+              <w:jc w:val="left"/>
+            </w:pPr>
+            <w:r>
+              <w:t xml:space="preserve">4</w:t>
             </w:r>
           </w:p>
         </w:tc>
@@ -1024,433 +1434,7 @@
         <w:rPr>
           <w:b/>
         </w:rPr>
-        <w:t xml:space="preserve">Circle the one your group will redesign tomorrow.</w:t>
-      </w:r>
-    </w:p>
-    <w:p>
-      <w:pPr>
-        <w:pStyle w:val="Heading3"/>
-      </w:pPr>
-      <w:bookmarkStart w:id="30" w:name="the-two-criteria-for-tomorrow"/>
-      <w:r>
-        <w:t xml:space="preserve">The two criteria for tomorrow</w:t>
-      </w:r>
-      <w:bookmarkEnd w:id="30"/>
-    </w:p>
-    <w:p>
-      <w:pPr>
-        <w:numPr>
-          <w:ilvl w:val="0"/>
-          <w:numId w:val="1001"/>
-        </w:numPr>
-        <w:pStyle w:val="Compact"/>
-      </w:pPr>
-      <w:r>
-        <w:t xml:space="preserve">___________________________________________________________________________</w:t>
-      </w:r>
-    </w:p>
-    <w:p>
-      <w:pPr>
-        <w:numPr>
-          <w:ilvl w:val="0"/>
-          <w:numId w:val="1001"/>
-        </w:numPr>
-        <w:pStyle w:val="Compact"/>
-      </w:pPr>
-      <w:r>
-        <w:t xml:space="preserve">___________________________________________________________________________</w:t>
-      </w:r>
-    </w:p>
-    <w:p>
-      <w:pPr>
-        <w:pStyle w:val="Heading2"/>
-      </w:pPr>
-      <w:bookmarkStart w:id="31" w:name="day-1-exit-card"/>
-      <w:r>
-        <w:t xml:space="preserve">Day 1 exit card</w:t>
-      </w:r>
-      <w:bookmarkEnd w:id="31"/>
-    </w:p>
-    <w:p>
-      <w:pPr>
-        <w:pStyle w:val="FirstParagraph"/>
-      </w:pPr>
-      <w:r>
-        <w:t xml:space="preserve">Sustainable means ___________________________________________________________.</w:t>
-      </w:r>
-    </w:p>
-    <w:p>
-      <w:pPr>
-        <w:pStyle w:val="BodyText"/>
-      </w:pPr>
-      <w:r>
-        <w:t xml:space="preserve">One thing that makes food production more sustainable is _____________________.</w:t>
-      </w:r>
-    </w:p>
-    <w:p>
-      <w:r>
-        <w:br w:type="page"/>
-      </w:r>
-    </w:p>
-    <w:p>
-      <w:pPr>
-        <w:pStyle w:val="Heading1"/>
-      </w:pPr>
-      <w:bookmarkStart w:id="32" w:name="day-2-the-redesign"/>
-      <w:r>
-        <w:t xml:space="preserve">DAY 2: The redesign</w:t>
-      </w:r>
-      <w:bookmarkEnd w:id="32"/>
-    </w:p>
-    <w:p>
-      <w:pPr>
-        <w:pStyle w:val="Heading2"/>
-      </w:pPr>
-      <w:bookmarkStart w:id="33" w:name="step-1.-define-the-problem"/>
-      <w:r>
-        <w:t xml:space="preserve">Step 1. Define the problem</w:t>
-      </w:r>
-      <w:bookmarkEnd w:id="33"/>
-    </w:p>
-    <w:p>
-      <w:pPr>
-        <w:pStyle w:val="FirstParagraph"/>
-      </w:pPr>
-      <w:r>
-        <w:t xml:space="preserve">Our package: ______________________________</w:t>
-      </w:r>
-    </w:p>
-    <w:p>
-      <w:pPr>
-        <w:pStyle w:val="BodyText"/>
-      </w:pPr>
-      <w:r>
-        <w:rPr>
-          <w:b/>
-        </w:rPr>
-        <w:t xml:space="preserve">The problem in one sentence:</w:t>
-      </w:r>
-      <w:r>
-        <w:t xml:space="preserve"> </w:t>
-      </w:r>
-      <w:r>
-        <w:t xml:space="preserve">______________________________________________</w:t>
-      </w:r>
-    </w:p>
-    <w:p>
-      <w:pPr>
-        <w:pStyle w:val="BodyText"/>
-      </w:pPr>
-      <w:r>
-        <w:t xml:space="preserve">_____________________________________________________________________________</w:t>
-      </w:r>
-    </w:p>
-    <w:p>
-      <w:pPr>
-        <w:pStyle w:val="Heading2"/>
-      </w:pPr>
-      <w:bookmarkStart w:id="34" w:name="step-2.-criteria-and-constraints"/>
-      <w:r>
-        <w:t xml:space="preserve">Step 2. Criteria and constraints</w:t>
-      </w:r>
-      <w:bookmarkEnd w:id="34"/>
-    </w:p>
-    <w:p>
-      <w:pPr>
-        <w:pStyle w:val="FirstParagraph"/>
-      </w:pPr>
-      <w:r>
-        <w:rPr>
-          <w:b/>
-        </w:rPr>
-        <w:t xml:space="preserve">Criteria</w:t>
-      </w:r>
-      <w:r>
-        <w:t xml:space="preserve"> </w:t>
-      </w:r>
-      <w:r>
-        <w:t xml:space="preserve">(what the new design has to achieve):</w:t>
-      </w:r>
-    </w:p>
-    <w:p>
-      <w:pPr>
-        <w:numPr>
-          <w:ilvl w:val="0"/>
-          <w:numId w:val="1002"/>
-        </w:numPr>
-        <w:pStyle w:val="Compact"/>
-      </w:pPr>
-      <w:r>
-        <w:t xml:space="preserve">The food still gets protected: ____________________________________________</w:t>
-      </w:r>
-    </w:p>
-    <w:p>
-      <w:pPr>
-        <w:numPr>
-          <w:ilvl w:val="0"/>
-          <w:numId w:val="1002"/>
-        </w:numPr>
-        <w:pStyle w:val="Compact"/>
-      </w:pPr>
-      <w:r>
-        <w:t xml:space="preserve">The waste goes down: ______________________________________________________</w:t>
-      </w:r>
-    </w:p>
-    <w:p>
-      <w:pPr>
-        <w:pStyle w:val="FirstParagraph"/>
-      </w:pPr>
-      <w:r>
-        <w:rPr>
-          <w:b/>
-        </w:rPr>
-        <w:t xml:space="preserve">Constraints</w:t>
-      </w:r>
-      <w:r>
-        <w:t xml:space="preserve"> </w:t>
-      </w:r>
-      <w:r>
-        <w:t xml:space="preserve">(rules the design cannot break). These are given to you:</w:t>
-      </w:r>
-    </w:p>
-    <w:p>
-      <w:pPr>
-        <w:numPr>
-          <w:ilvl w:val="0"/>
-          <w:numId w:val="1003"/>
-        </w:numPr>
-        <w:pStyle w:val="Compact"/>
-      </w:pPr>
-      <w:r>
-        <w:t xml:space="preserve">The food has to survive shipping in a truck and being stacked three high.</w:t>
-      </w:r>
-    </w:p>
-    <w:p>
-      <w:pPr>
-        <w:numPr>
-          <w:ilvl w:val="0"/>
-          <w:numId w:val="1003"/>
-        </w:numPr>
-        <w:pStyle w:val="Compact"/>
-      </w:pPr>
-      <w:r>
-        <w:t xml:space="preserve">The food has to last at least two weeks on a store shelf.</w:t>
-      </w:r>
-    </w:p>
-    <w:p>
-      <w:pPr>
-        <w:numPr>
-          <w:ilvl w:val="0"/>
-          <w:numId w:val="1003"/>
-        </w:numPr>
-        <w:pStyle w:val="Compact"/>
-      </w:pPr>
-      <w:r>
-        <w:t xml:space="preserve">The package has to say what is inside and carry a Nutrition Facts panel.</w:t>
-      </w:r>
-    </w:p>
-    <w:p>
-      <w:pPr>
-        <w:pStyle w:val="Heading2"/>
-      </w:pPr>
-      <w:bookmarkStart w:id="35" w:name="X2ec68f4c9d5b32049f219d1b8a4eef53a6c660f"/>
-      <w:r>
-        <w:t xml:space="preserve">Step 3. Brainstorm four ideas, then select one</w:t>
-      </w:r>
-      <w:bookmarkEnd w:id="35"/>
-    </w:p>
-    <w:tbl>
-      <w:tblPr>
-        <w:tblStyle w:val="Table"/>
-        <w:tblW w:type="pct" w:w="5000"/>
-        <w:tblLook w:firstRow="1"/>
-      </w:tblPr>
-      <w:tblGrid>
-        <w:gridCol w:w="3120"/>
-        <w:gridCol w:w="3120"/>
-        <w:gridCol w:w="3120"/>
-      </w:tblGrid>
-      <w:tr>
-        <w:trPr>
-          <w:cnfStyle w:firstRow="1"/>
-        </w:trPr>
-        <w:tc>
-          <w:tcPr>
-            <w:tcW w:type="dxa" w:w="3120"/>
-            <w:tcBorders>
-              <w:bottom w:val="single"/>
-            </w:tcBorders>
-            <w:vAlign w:val="bottom"/>
-          </w:tcPr>
-          <w:p>
-            <w:pPr>
-              <w:pStyle w:val="Compact"/>
-              <w:jc w:val="left"/>
-            </w:pPr>
-            <w:r>
-              <w:t xml:space="preserve">#</w:t>
-            </w:r>
-          </w:p>
-        </w:tc>
-        <w:tc>
-          <w:tcPr>
-            <w:tcW w:type="dxa" w:w="3120"/>
-            <w:tcBorders>
-              <w:bottom w:val="single"/>
-            </w:tcBorders>
-            <w:vAlign w:val="bottom"/>
-          </w:tcPr>
-          <w:p>
-            <w:pPr>
-              <w:pStyle w:val="Compact"/>
-              <w:jc w:val="left"/>
-            </w:pPr>
-            <w:r>
-              <w:t xml:space="preserve">Idea</w:t>
-            </w:r>
-          </w:p>
-        </w:tc>
-        <w:tc>
-          <w:tcPr>
-            <w:tcW w:type="dxa" w:w="3120"/>
-            <w:tcBorders>
-              <w:bottom w:val="single"/>
-            </w:tcBorders>
-            <w:vAlign w:val="bottom"/>
-          </w:tcPr>
-          <w:p>
-            <w:pPr>
-              <w:pStyle w:val="Compact"/>
-              <w:jc w:val="left"/>
-            </w:pPr>
-            <w:r>
-              <w:t xml:space="preserve">One problem with it</w:t>
-            </w:r>
-          </w:p>
-        </w:tc>
-      </w:tr>
-      <w:tr>
-        <w:tc>
-          <w:tcPr>
-            <w:tcW w:type="dxa" w:w="3120"/>
-          </w:tcPr>
-          <w:p>
-            <w:pPr>
-              <w:pStyle w:val="Compact"/>
-              <w:jc w:val="left"/>
-            </w:pPr>
-            <w:r>
-              <w:t xml:space="preserve">1</w:t>
-            </w:r>
-          </w:p>
-        </w:tc>
-        <w:tc>
-          <w:tcPr>
-            <w:tcW w:type="dxa" w:w="3120"/>
-          </w:tcPr>
-          <w:p/>
-        </w:tc>
-        <w:tc>
-          <w:tcPr>
-            <w:tcW w:type="dxa" w:w="3120"/>
-          </w:tcPr>
-          <w:p/>
-        </w:tc>
-      </w:tr>
-      <w:tr>
-        <w:tc>
-          <w:tcPr>
-            <w:tcW w:type="dxa" w:w="3120"/>
-          </w:tcPr>
-          <w:p>
-            <w:pPr>
-              <w:pStyle w:val="Compact"/>
-              <w:jc w:val="left"/>
-            </w:pPr>
-            <w:r>
-              <w:t xml:space="preserve">2</w:t>
-            </w:r>
-          </w:p>
-        </w:tc>
-        <w:tc>
-          <w:tcPr>
-            <w:tcW w:type="dxa" w:w="3120"/>
-          </w:tcPr>
-          <w:p/>
-        </w:tc>
-        <w:tc>
-          <w:tcPr>
-            <w:tcW w:type="dxa" w:w="3120"/>
-          </w:tcPr>
-          <w:p/>
-        </w:tc>
-      </w:tr>
-      <w:tr>
-        <w:tc>
-          <w:tcPr>
-            <w:tcW w:type="dxa" w:w="3120"/>
-          </w:tcPr>
-          <w:p>
-            <w:pPr>
-              <w:pStyle w:val="Compact"/>
-              <w:jc w:val="left"/>
-            </w:pPr>
-            <w:r>
-              <w:t xml:space="preserve">3</w:t>
-            </w:r>
-          </w:p>
-        </w:tc>
-        <w:tc>
-          <w:tcPr>
-            <w:tcW w:type="dxa" w:w="3120"/>
-          </w:tcPr>
-          <w:p/>
-        </w:tc>
-        <w:tc>
-          <w:tcPr>
-            <w:tcW w:type="dxa" w:w="3120"/>
-          </w:tcPr>
-          <w:p/>
-        </w:tc>
-      </w:tr>
-      <w:tr>
-        <w:tc>
-          <w:tcPr>
-            <w:tcW w:type="dxa" w:w="3120"/>
-          </w:tcPr>
-          <w:p>
-            <w:pPr>
-              <w:pStyle w:val="Compact"/>
-              <w:jc w:val="left"/>
-            </w:pPr>
-            <w:r>
-              <w:t xml:space="preserve">4</w:t>
-            </w:r>
-          </w:p>
-        </w:tc>
-        <w:tc>
-          <w:tcPr>
-            <w:tcW w:type="dxa" w:w="3120"/>
-          </w:tcPr>
-          <w:p/>
-        </w:tc>
-        <w:tc>
-          <w:tcPr>
-            <w:tcW w:type="dxa" w:w="3120"/>
-          </w:tcPr>
-          <w:p/>
-        </w:tc>
-      </w:tr>
-    </w:tbl>
-    <w:p>
-      <w:pPr>
-        <w:pStyle w:val="BodyText"/>
-      </w:pPr>
-      <w:r>
-        <w:rPr>
-          <w:b/>
-        </w:rPr>
-        <w:t xml:space="preserve">The idea we selected:</w:t>
+        <w:t xml:space="preserve">The idea we picked:</w:t>
       </w:r>
       <w:r>
         <w:t xml:space="preserve"> </w:t>
@@ -1489,7 +1473,7 @@
         <w:pStyle w:val="FirstParagraph"/>
       </w:pPr>
       <w:r>
-        <w:t xml:space="preserve">Build the model. Draw your model here and label every part.</w:t>
+        <w:t xml:space="preserve">Build the model. Then draw it here and label every part.</w:t>
       </w:r>
     </w:p>
     <w:p>
@@ -1769,7 +1753,7 @@
         <w:pStyle w:val="BodyText"/>
       </w:pPr>
       <w:r>
-        <w:t xml:space="preserve">_____________________________________________________________________________</w:t>
+        <w:t xml:space="preserve">Answer: _____________________________________________________________________________</w:t>
       </w:r>
     </w:p>
     <w:p>
@@ -1777,7 +1761,7 @@
         <w:pStyle w:val="BodyText"/>
       </w:pPr>
       <w:r>
-        <w:t xml:space="preserve">_____________________________________________________________________________</w:t>
+        <w:t xml:space="preserve">Line 2: _____________________________________________________________________________</w:t>
       </w:r>
     </w:p>
     <w:p>
@@ -2281,7 +2265,7 @@
         <w:t xml:space="preserve"> </w:t>
       </w:r>
       <w:r>
-        <w:t xml:space="preserve">packaging is the sustainable choice. Explain in three or four sentences.</w:t>
+        <w:t xml:space="preserve">packaging is the sustainable choice. Explain why in three or four sentences.</w:t>
       </w:r>
     </w:p>
     <w:p>
@@ -2289,7 +2273,7 @@
         <w:pStyle w:val="BodyText"/>
       </w:pPr>
       <w:r>
-        <w:t xml:space="preserve">_____________________________________________________________________________</w:t>
+        <w:t xml:space="preserve">Answer: _____________________________________________________________________________</w:t>
       </w:r>
     </w:p>
     <w:p>
@@ -2297,7 +2281,7 @@
         <w:pStyle w:val="BodyText"/>
       </w:pPr>
       <w:r>
-        <w:t xml:space="preserve">_____________________________________________________________________________</w:t>
+        <w:t xml:space="preserve">Line 2: _____________________________________________________________________________</w:t>
       </w:r>
     </w:p>
     <w:p>
@@ -2305,7 +2289,7 @@
         <w:pStyle w:val="BodyText"/>
       </w:pPr>
       <w:r>
-        <w:t xml:space="preserve">_____________________________________________________________________________</w:t>
+        <w:t xml:space="preserve">Line 3: _____________________________________________________________________________</w:t>
       </w:r>
     </w:p>
     <w:p>
@@ -2313,7 +2297,7 @@
         <w:pStyle w:val="BodyText"/>
       </w:pPr>
       <w:r>
-        <w:t xml:space="preserve">_____________________________________________________________________________</w:t>
+        <w:t xml:space="preserve">Line 4: _____________________________________________________________________________</w:t>
       </w:r>
     </w:p>
     <w:sectPr>
